--- a/template.docx
+++ b/template.docx
@@ -121,14 +121,6 @@
           <w:szCs w:val="18"/>
         </w:rPr>
       </w:pPr>
-    </w:p>
-    <w:p>
-      <w:pPr>
-        <w:spacing w:after="160" w:line="259" w:lineRule="auto"/>
-        <w:rPr>
-          <w:lang w:val="en-US"/>
-        </w:rPr>
-      </w:pPr>
       <w:r>
         <w:rPr>
           <w:rFonts w:ascii="Menlo" w:hAnsi="Menlo" w:cs="Menlo"/>
@@ -142,7 +134,6 @@
     <w:p>
       <w:pPr>
         <w:spacing w:after="160" w:line="259" w:lineRule="auto"/>
-        <w:jc w:val="center"/>
         <w:rPr>
           <w:rFonts w:ascii="Menlo" w:hAnsi="Menlo" w:cs="Menlo"/>
           <w:color w:val="D8DEE9"/>
@@ -154,7 +145,6 @@
     <w:p>
       <w:pPr>
         <w:spacing w:after="160" w:line="259" w:lineRule="auto"/>
-        <w:jc w:val="center"/>
         <w:rPr>
           <w:rFonts w:ascii="Menlo" w:hAnsi="Menlo" w:cs="Menlo"/>
           <w:color w:val="D8DEE9"/>
@@ -166,7 +156,6 @@
     <w:p>
       <w:pPr>
         <w:spacing w:after="160" w:line="259" w:lineRule="auto"/>
-        <w:jc w:val="center"/>
         <w:rPr>
           <w:rFonts w:ascii="Menlo" w:hAnsi="Menlo" w:cs="Menlo"/>
           <w:color w:val="D8DEE9"/>
@@ -178,7 +167,6 @@
     <w:p>
       <w:pPr>
         <w:spacing w:after="160" w:line="259" w:lineRule="auto"/>
-        <w:jc w:val="center"/>
         <w:rPr>
           <w:rFonts w:ascii="Menlo" w:hAnsi="Menlo" w:cs="Menlo"/>
           <w:color w:val="D8DEE9"/>
@@ -190,7 +178,6 @@
     <w:p>
       <w:pPr>
         <w:spacing w:after="160" w:line="259" w:lineRule="auto"/>
-        <w:jc w:val="center"/>
         <w:rPr>
           <w:rFonts w:ascii="Menlo" w:hAnsi="Menlo" w:cs="Menlo"/>
           <w:color w:val="D8DEE9"/>
@@ -202,7 +189,6 @@
     <w:p>
       <w:pPr>
         <w:spacing w:after="160" w:line="259" w:lineRule="auto"/>
-        <w:jc w:val="center"/>
         <w:rPr>
           <w:rFonts w:ascii="Menlo" w:hAnsi="Menlo" w:cs="Menlo"/>
           <w:color w:val="D8DEE9"/>
@@ -214,7 +200,6 @@
     <w:p>
       <w:pPr>
         <w:spacing w:after="160" w:line="259" w:lineRule="auto"/>
-        <w:jc w:val="center"/>
         <w:rPr>
           <w:rFonts w:ascii="Menlo" w:hAnsi="Menlo" w:cs="Menlo"/>
           <w:color w:val="D8DEE9"/>
@@ -226,7 +211,6 @@
     <w:p>
       <w:pPr>
         <w:spacing w:after="160" w:line="259" w:lineRule="auto"/>
-        <w:jc w:val="center"/>
         <w:rPr>
           <w:rFonts w:ascii="Menlo" w:hAnsi="Menlo" w:cs="Menlo"/>
           <w:color w:val="D8DEE9"/>
@@ -238,7 +222,6 @@
     <w:p>
       <w:pPr>
         <w:spacing w:after="160" w:line="259" w:lineRule="auto"/>
-        <w:jc w:val="center"/>
         <w:rPr>
           <w:rFonts w:ascii="Menlo" w:hAnsi="Menlo" w:cs="Menlo"/>
           <w:color w:val="D8DEE9"/>
@@ -250,7 +233,6 @@
     <w:p>
       <w:pPr>
         <w:spacing w:after="160" w:line="259" w:lineRule="auto"/>
-        <w:jc w:val="center"/>
         <w:rPr>
           <w:rFonts w:ascii="Menlo" w:hAnsi="Menlo" w:cs="Menlo"/>
           <w:color w:val="D8DEE9"/>
@@ -262,7 +244,6 @@
     <w:p>
       <w:pPr>
         <w:spacing w:after="160" w:line="259" w:lineRule="auto"/>
-        <w:jc w:val="center"/>
         <w:rPr>
           <w:rFonts w:ascii="Menlo" w:hAnsi="Menlo" w:cs="Menlo"/>
           <w:color w:val="D8DEE9"/>
@@ -274,7 +255,6 @@
     <w:p>
       <w:pPr>
         <w:spacing w:after="160" w:line="259" w:lineRule="auto"/>
-        <w:jc w:val="center"/>
         <w:rPr>
           <w:rFonts w:ascii="Menlo" w:hAnsi="Menlo" w:cs="Menlo"/>
           <w:color w:val="D8DEE9"/>
@@ -286,7 +266,6 @@
     <w:p>
       <w:pPr>
         <w:spacing w:after="160" w:line="259" w:lineRule="auto"/>
-        <w:jc w:val="center"/>
         <w:rPr>
           <w:rFonts w:ascii="Menlo" w:hAnsi="Menlo" w:cs="Menlo"/>
           <w:color w:val="D8DEE9"/>
@@ -298,191 +277,19 @@
     <w:p>
       <w:pPr>
         <w:spacing w:after="160" w:line="259" w:lineRule="auto"/>
-        <w:jc w:val="center"/>
+        <w:rPr>
+          <w:lang w:val="en-US"/>
+        </w:rPr>
+      </w:pPr>
+      <w:r>
         <w:rPr>
           <w:rFonts w:ascii="Menlo" w:hAnsi="Menlo" w:cs="Menlo"/>
           <w:color w:val="D8DEE9"/>
           <w:sz w:val="18"/>
           <w:szCs w:val="18"/>
         </w:rPr>
-      </w:pPr>
-    </w:p>
-    <w:p>
-      <w:pPr>
-        <w:spacing w:after="160" w:line="259" w:lineRule="auto"/>
-        <w:jc w:val="center"/>
-        <w:rPr>
-          <w:rFonts w:ascii="Menlo" w:hAnsi="Menlo" w:cs="Menlo"/>
-          <w:color w:val="D8DEE9"/>
-          <w:sz w:val="18"/>
-          <w:szCs w:val="18"/>
-        </w:rPr>
-      </w:pPr>
-    </w:p>
-    <w:p>
-      <w:pPr>
-        <w:spacing w:after="160" w:line="259" w:lineRule="auto"/>
-        <w:jc w:val="center"/>
-        <w:rPr>
-          <w:rFonts w:ascii="Menlo" w:hAnsi="Menlo" w:cs="Menlo"/>
-          <w:color w:val="D8DEE9"/>
-          <w:sz w:val="18"/>
-          <w:szCs w:val="18"/>
-        </w:rPr>
-      </w:pPr>
-    </w:p>
-    <w:p>
-      <w:pPr>
-        <w:spacing w:after="160" w:line="259" w:lineRule="auto"/>
-        <w:jc w:val="both"/>
-        <w:rPr>
-          <w:lang w:val="en-US"/>
-        </w:rPr>
-      </w:pPr>
-      <w:r>
-        <w:rPr>
-          <w:rFonts w:ascii="Menlo" w:hAnsi="Menlo" w:cs="Menlo"/>
-          <w:color w:val="D8DEE9"/>
-          <w:sz w:val="18"/>
-          <w:szCs w:val="18"/>
-        </w:rPr>
         <w:t>{{MEMO_CONTENT}}</w:t>
       </w:r>
-    </w:p>
-    <w:p>
-      <w:pPr>
-        <w:spacing w:after="160" w:line="259" w:lineRule="auto"/>
-        <w:rPr>
-          <w:lang w:val="en-US"/>
-        </w:rPr>
-      </w:pPr>
-    </w:p>
-    <w:p>
-      <w:pPr>
-        <w:spacing w:after="160" w:line="259" w:lineRule="auto"/>
-        <w:jc w:val="center"/>
-        <w:rPr>
-          <w:lang w:val="en-US"/>
-        </w:rPr>
-      </w:pPr>
-    </w:p>
-    <w:p>
-      <w:pPr>
-        <w:spacing w:after="160" w:line="259" w:lineRule="auto"/>
-        <w:jc w:val="center"/>
-        <w:rPr>
-          <w:lang w:val="en-US"/>
-        </w:rPr>
-      </w:pPr>
-    </w:p>
-    <w:p>
-      <w:pPr>
-        <w:spacing w:after="160" w:line="259" w:lineRule="auto"/>
-        <w:jc w:val="center"/>
-        <w:rPr>
-          <w:lang w:val="en-US"/>
-        </w:rPr>
-      </w:pPr>
-    </w:p>
-    <w:p>
-      <w:pPr>
-        <w:spacing w:after="160" w:line="259" w:lineRule="auto"/>
-        <w:jc w:val="center"/>
-        <w:rPr>
-          <w:lang w:val="en-US"/>
-        </w:rPr>
-      </w:pPr>
-    </w:p>
-    <w:p>
-      <w:pPr>
-        <w:spacing w:after="160" w:line="259" w:lineRule="auto"/>
-        <w:jc w:val="center"/>
-        <w:rPr>
-          <w:lang w:val="en-US"/>
-        </w:rPr>
-      </w:pPr>
-    </w:p>
-    <w:p>
-      <w:pPr>
-        <w:spacing w:after="160" w:line="259" w:lineRule="auto"/>
-        <w:jc w:val="center"/>
-        <w:rPr>
-          <w:lang w:val="en-US"/>
-        </w:rPr>
-      </w:pPr>
-    </w:p>
-    <w:p>
-      <w:pPr>
-        <w:spacing w:after="160" w:line="259" w:lineRule="auto"/>
-        <w:jc w:val="center"/>
-        <w:rPr>
-          <w:lang w:val="en-US"/>
-        </w:rPr>
-      </w:pPr>
-    </w:p>
-    <w:p>
-      <w:pPr>
-        <w:spacing w:after="160" w:line="259" w:lineRule="auto"/>
-        <w:jc w:val="center"/>
-        <w:rPr>
-          <w:lang w:val="en-US"/>
-        </w:rPr>
-      </w:pPr>
-    </w:p>
-    <w:p>
-      <w:pPr>
-        <w:spacing w:after="160" w:line="259" w:lineRule="auto"/>
-        <w:jc w:val="center"/>
-        <w:rPr>
-          <w:lang w:val="en-US"/>
-        </w:rPr>
-      </w:pPr>
-    </w:p>
-    <w:p>
-      <w:pPr>
-        <w:spacing w:after="160" w:line="259" w:lineRule="auto"/>
-        <w:jc w:val="center"/>
-        <w:rPr>
-          <w:lang w:val="en-US"/>
-        </w:rPr>
-      </w:pPr>
-    </w:p>
-    <w:p>
-      <w:pPr>
-        <w:spacing w:after="160" w:line="259" w:lineRule="auto"/>
-        <w:jc w:val="center"/>
-        <w:rPr>
-          <w:lang w:val="en-US"/>
-        </w:rPr>
-      </w:pPr>
-    </w:p>
-    <w:p>
-      <w:pPr>
-        <w:spacing w:after="160" w:line="259" w:lineRule="auto"/>
-        <w:jc w:val="center"/>
-        <w:rPr>
-          <w:lang w:val="en-US"/>
-        </w:rPr>
-      </w:pPr>
-    </w:p>
-    <w:p>
-      <w:pPr>
-        <w:spacing w:after="160" w:line="259" w:lineRule="auto"/>
-        <w:jc w:val="center"/>
-        <w:rPr>
-          <w:lang w:val="en-US"/>
-        </w:rPr>
-      </w:pPr>
-    </w:p>
-    <w:p>
-      <w:pPr>
-        <w:tabs>
-          <w:tab w:val="left" w:pos="3060"/>
-        </w:tabs>
-        <w:rPr>
-          <w:lang w:val="en-US"/>
-        </w:rPr>
-      </w:pPr>
     </w:p>
     <w:p>
       <w:pPr>

--- a/template.docx
+++ b/template.docx
@@ -130,6 +130,17 @@
         </w:rPr>
         <w:t>{{COVER_TEXT}}</w:t>
       </w:r>
+    </w:p>
+    <w:p>
+      <w:pPr>
+        <w:spacing w:after="160" w:line="259" w:lineRule="auto"/>
+        <w:rPr>
+          <w:rFonts w:ascii="Menlo" w:hAnsi="Menlo" w:cs="Menlo"/>
+          <w:color w:val="D8DEE9"/>
+          <w:sz w:val="18"/>
+          <w:szCs w:val="18"/>
+        </w:rPr>
+      </w:pPr>
     </w:p>
     <w:p>
       <w:pPr>

--- a/template.docx
+++ b/template.docx
@@ -130,28 +130,6 @@
         </w:rPr>
         <w:t>{{COVER_TEXT}}</w:t>
       </w:r>
-    </w:p>
-    <w:p>
-      <w:pPr>
-        <w:spacing w:after="160" w:line="259" w:lineRule="auto"/>
-        <w:rPr>
-          <w:rFonts w:ascii="Menlo" w:hAnsi="Menlo" w:cs="Menlo"/>
-          <w:color w:val="D8DEE9"/>
-          <w:sz w:val="18"/>
-          <w:szCs w:val="18"/>
-        </w:rPr>
-      </w:pPr>
-    </w:p>
-    <w:p>
-      <w:pPr>
-        <w:spacing w:after="160" w:line="259" w:lineRule="auto"/>
-        <w:rPr>
-          <w:rFonts w:ascii="Menlo" w:hAnsi="Menlo" w:cs="Menlo"/>
-          <w:color w:val="D8DEE9"/>
-          <w:sz w:val="18"/>
-          <w:szCs w:val="18"/>
-        </w:rPr>
-      </w:pPr>
     </w:p>
     <w:p>
       <w:pPr>

--- a/template.docx
+++ b/template.docx
@@ -58,9 +58,9 @@
           <w:lang w:val="en-US"/>
         </w:rPr>
         <w:drawing>
-          <wp:inline distT="0" distB="0" distL="0" distR="0" wp14:anchorId="68A91648" wp14:editId="6CFB4186">
-            <wp:extent cx="2806224" cy="2244979"/>
-            <wp:effectExtent l="0" t="0" r="635" b="3175"/>
+          <wp:inline distT="0" distB="0" distL="0" distR="0" wp14:anchorId="68A91648" wp14:editId="736EF14B">
+            <wp:extent cx="2617909" cy="2094328"/>
+            <wp:effectExtent l="0" t="0" r="0" b="1270"/>
             <wp:docPr id="1386024639" name="Picture 3"/>
             <wp:cNvGraphicFramePr>
               <a:graphicFrameLocks xmlns:a="http://schemas.openxmlformats.org/drawingml/2006/main" noChangeAspect="1"/>
@@ -87,7 +87,7 @@
                   <pic:spPr>
                     <a:xfrm>
                       <a:off x="0" y="0"/>
-                      <a:ext cx="2847359" cy="2277887"/>
+                      <a:ext cx="2635219" cy="2108176"/>
                     </a:xfrm>
                     <a:prstGeom prst="rect">
                       <a:avLst/>
